--- a/courts/fourth-circuit/maryland/state/court-of-appeals/petition-for-review/usage/OUTPUT-petition-for-review.docx
+++ b/courts/fourth-circuit/maryland/state/court-of-appeals/petition-for-review/usage/OUTPUT-petition-for-review.docx
@@ -1138,13 +1138,7 @@
         <w:t xml:space="preserve"> </w:t>
       </w:r>
       <w:r>
-        <w:t xml:space="preserve">at 675</w:t>
-      </w:r>
-      <w:r>
-        <w:noBreakHyphen/>
-      </w:r>
-      <w:r>
-        <w:t xml:space="preserve">76. Compactness requires “a close union of territory (conducive to constituent-representative communication).”</w:t>
+        <w:t xml:space="preserve">at 675-⁠76. Compactness requires “a close union of territory (conducive to constituent-representative communication).”</w:t>
       </w:r>
       <w:r>
         <w:t xml:space="preserve"> </w:t>
@@ -1160,13 +1154,7 @@
         <w:t xml:space="preserve"> </w:t>
       </w:r>
       <w:r>
-        <w:t xml:space="preserve">at 688. There are several generally accepted mathematical tests for measuring geographical compactness. Two of those, which will be referenced below, are the Reock test and the Polsby-Popper test. Under both tests, electoral districts are evaluated on a scale of 0</w:t>
-      </w:r>
-      <w:r>
-        <w:noBreakHyphen/>
-      </w:r>
-      <w:r>
-        <w:t xml:space="preserve">1, with a score closer to 1 indicating a more compact district and score closer to 0 indicating a less compact district. As a general matter, Maryland’s legislative districts perform poorly under both the Reock and Polsby Popper tests. Specifically, a preliminary analysis shows that the statewide average for Maryland’s legislative districts is ⁠.381 under the Reock test and ⁠.271 under the Polsby-Popper test.</w:t>
+        <w:t xml:space="preserve">at 688. There are several generally accepted mathematical tests for measuring geographical compactness. Two of those, which will be referenced below, are the Reock test and the Polsby-Popper test. Under both tests, electoral districts are evaluated on a scale of 0-⁠1, with a score closer to 1 indicating a more compact district and score closer to 0 indicating a less compact district. As a general matter, Maryland’s legislative districts perform poorly under both the Reock and Polsby Popper tests. Specifically, a preliminary analysis shows that the statewide average for Maryland’s legislative districts is ⁠.381 under the Reock test and ⁠.271 under the Polsby-Popper test.</w:t>
       </w:r>
     </w:p>
     <w:p>
@@ -1203,13 +1191,7 @@
         <w:t xml:space="preserve">In re Legislative Districting of the State</w:t>
       </w:r>
       <w:r>
-        <w:t xml:space="preserve">, 370 Md. at 357</w:t>
-      </w:r>
-      <w:r>
-        <w:noBreakHyphen/>
-      </w:r>
-      <w:r>
-        <w:t xml:space="preserve">60;</w:t>
+        <w:t xml:space="preserve">, 370 Md. at 357-⁠60;</w:t>
       </w:r>
       <w:r>
         <w:t xml:space="preserve"> </w:t>
@@ -1600,13 +1582,7 @@
         <w:pStyle w:val="BodyText"/>
       </w:pPr>
       <w:r>
-        <w:t xml:space="preserve">46. District 27 also does not consist of adjoining territory and gives no regard for natural boundaries. Specifically, it crosses the Patuxent River to combine Calvert, Charles, and Prince George’s Counties. Indeed, House District 27B is divided between Prince George’s and Calvert Counties by a stretch of the Patuxent River that has no bridge crossings. In other words, for a resident of House District 27B in Calvert County to visit a Prince George’s resident of House District 27B, the Calvert County resident would have to drive about 35</w:t>
-      </w:r>
-      <w:r>
-        <w:noBreakHyphen/>
-      </w:r>
-      <w:r>
-        <w:t xml:space="preserve">40 minutes to find a bridge crossing in another House (or Senate) District.</w:t>
+        <w:t xml:space="preserve">46. District 27 also does not consist of adjoining territory and gives no regard for natural boundaries. Specifically, it crosses the Patuxent River to combine Calvert, Charles, and Prince George’s Counties. Indeed, House District 27B is divided between Prince George’s and Calvert Counties by a stretch of the Patuxent River that has no bridge crossings. In other words, for a resident of House District 27B in Calvert County to visit a Prince George’s resident of House District 27B, the Calvert County resident would have to drive about 35-⁠40 minutes to find a bridge crossing in another House (or Senate) District.</w:t>
       </w:r>
     </w:p>
     <w:p>
@@ -3012,11 +2988,7 @@
               <w:t xml:space="preserve"> </w:t>
             </w:r>
             <w:r>
-              <w:t xml:space="preserve">410</w:t>
-              <w:noBreakHyphen/>
-              <w:t xml:space="preserve">934</w:t>
-              <w:noBreakHyphen/>
-              <w:t xml:space="preserve">3900</w:t>
+              <w:t xml:space="preserve">410-⁠934-⁠3900</w:t>
             </w:r>
           </w:p>
           <w:p>
@@ -3032,11 +3004,7 @@
               <w:t xml:space="preserve"> </w:t>
             </w:r>
             <w:r>
-              <w:t xml:space="preserve">410</w:t>
-              <w:noBreakHyphen/>
-              <w:t xml:space="preserve">934</w:t>
-              <w:noBreakHyphen/>
-              <w:t xml:space="preserve">3933</w:t>
+              <w:t xml:space="preserve">410-⁠934-⁠3933</w:t>
             </w:r>
           </w:p>
           <w:p>
@@ -3303,9 +3271,7 @@
         <w:t xml:space="preserve"> </w:t>
       </w:r>
       <w:r>
-        <w:t xml:space="preserve">2</w:t>
-        <w:noBreakHyphen/>
-        <w:t xml:space="preserve">124</w:t>
+        <w:t xml:space="preserve">2-⁠124</w:t>
       </w:r>
       <w:r>
         <w:t xml:space="preserve"> </w:t>
@@ -3317,9 +3283,7 @@
         <w:t xml:space="preserve"> </w:t>
       </w:r>
       <w:r>
-        <w:t xml:space="preserve">20</w:t>
-        <w:noBreakHyphen/>
-        <w:t xml:space="preserve">205</w:t>
+        <w:t xml:space="preserve">20-⁠205</w:t>
       </w:r>
       <w:r>
         <w:t xml:space="preserve"> </w:t>
@@ -4221,7 +4185,7 @@
     <w:qFormat/>
     <w:pPr>
       <w:keepLines/>
-      <w:spacing w:before="0" w:after="140" w:line="299" w:lineRule="exact"/>
+      <w:spacing w:before="23" w:after="140" w:line="299" w:lineRule="exact"/>
     </w:pPr>
     <w:rPr>
       <w:sz w:val="26"/>
